--- a/New shape program.docx
+++ b/New shape program.docx
@@ -55,6 +55,14 @@
           <w:lang w:val="fr-CI"/>
         </w:rPr>
         <w:t>Pompes écartées : 4 x 10</w:t>
+      </w:r>
+      <w:r>
+        <w:rPr>
+          <w:rFonts w:ascii="Times New Roman" w:hAnsi="Times New Roman" w:cs="Times New Roman"/>
+          <w:highlight w:val="yellow"/>
+          <w:lang w:val="fr-CI"/>
+        </w:rPr>
+        <w:t xml:space="preserve">  bjxjxnqkxnxa,lsakl</w:t>
       </w:r>
     </w:p>
     <w:p>
@@ -1711,35 +1719,7 @@
         <w:rFonts w:ascii="Times New Roman" w:hAnsi="Times New Roman" w:cs="Times New Roman"/>
         <w:lang w:val="fr-CI"/>
       </w:rPr>
-      <w:t xml:space="preserve"> : </w:t>
-    </w:r>
-    <w:r>
-      <w:rPr>
-        <w:rFonts w:ascii="Times New Roman" w:hAnsi="Times New Roman" w:cs="Times New Roman"/>
-        <w:lang w:val="fr-CI"/>
-      </w:rPr>
-      <w:t>Crunch oblique [10 x 4]</w:t>
-    </w:r>
-    <w:r>
-      <w:rPr>
-        <w:rFonts w:ascii="Times New Roman" w:hAnsi="Times New Roman" w:cs="Times New Roman"/>
-        <w:lang w:val="fr-CI"/>
-      </w:rPr>
-      <w:t xml:space="preserve">, élévations </w:t>
-    </w:r>
-    <w:r>
-      <w:rPr>
-        <w:rFonts w:ascii="Times New Roman" w:hAnsi="Times New Roman" w:cs="Times New Roman"/>
-        <w:lang w:val="fr-CI"/>
-      </w:rPr>
-      <w:t>jambes à la  barre</w:t>
-    </w:r>
-    <w:r>
-      <w:rPr>
-        <w:rFonts w:ascii="Times New Roman" w:hAnsi="Times New Roman" w:cs="Times New Roman"/>
-        <w:lang w:val="fr-CI"/>
-      </w:rPr>
-      <w:t xml:space="preserve"> </w:t>
+      <w:t xml:space="preserve"> : Crunch oblique [10 x 4], élévations jambes à la  barre </w:t>
     </w:r>
     <w:r>
       <w:rPr>

--- a/New shape program.docx
+++ b/New shape program.docx
@@ -416,6 +416,13 @@
           <w:lang w:val="fr-CI"/>
         </w:rPr>
         <w:t>1 Haltère lourd triceps : 4 x 12</w:t>
+      </w:r>
+      <w:r>
+        <w:rPr>
+          <w:rFonts w:ascii="Times New Roman" w:hAnsi="Times New Roman" w:cs="Times New Roman"/>
+          <w:lang w:val="fr-CI"/>
+        </w:rPr>
+        <w:t xml:space="preserve"> uhioujjjukoioujioujiuijikjjij</w:t>
       </w:r>
     </w:p>
     <w:p>
